--- a/docs/Lab/Lab04/Exercise_4_Table_Spatial_Queries_Database.docx
+++ b/docs/Lab/Lab04/Exercise_4_Table_Spatial_Queries_Database.docx
@@ -6363,7 +6363,7 @@
     <w:p>
       <w:pPr>
         <w:rPr>
-          <w:rFonts w:eastAsiaTheme="minorEastAsia" w:hint="eastAsia"/>
+          <w:rFonts w:eastAsiaTheme="minorEastAsia"/>
         </w:rPr>
       </w:pPr>
     </w:p>
@@ -9020,7 +9020,7 @@
       <w:pPr>
         <w:pStyle w:val="Heading2"/>
         <w:rPr>
-          <w:rFonts w:eastAsiaTheme="minorEastAsia" w:hint="eastAsia"/>
+          <w:rFonts w:eastAsiaTheme="minorEastAsia"/>
         </w:rPr>
       </w:pPr>
       <w:r>
